--- a/fixtures/vmisc2.docx
+++ b/fixtures/vmisc2.docx
@@ -26,7 +26,7 @@
           <w:rFonts w:ascii="Luminari" w:hAnsi="Luminari" w:eastAsia="Luminari" w:cs="Luminari"/>
           <w:sz w:val="26"/>
           <w:szCs w:val="26"/>
-          <w:position w:val="6"/>
+          <w:position w:val="10"/>
         </w:rPr>
         <w:t xml:space="preserve">rr</w:t>
       </w:r>
@@ -56,7 +56,7 @@
           <w:rFonts w:ascii="Luminari" w:hAnsi="Luminari" w:eastAsia="Luminari" w:cs="Luminari"/>
           <w:sz w:val="26"/>
           <w:szCs w:val="26"/>
-          <w:position w:val="18"/>
+          <w:position w:val="14"/>
         </w:rPr>
         <w:t xml:space="preserve">rr</w:t>
       </w:r>
@@ -116,7 +116,7 @@
           <w:rFonts w:ascii="Luminari" w:hAnsi="Luminari" w:eastAsia="Luminari" w:cs="Luminari"/>
           <w:sz w:val="26"/>
           <w:szCs w:val="26"/>
-          <w:position w:val="30"/>
+          <w:position w:val="26"/>
         </w:rPr>
         <w:t xml:space="preserve">rr</w:t>
       </w:r>
